--- a/2-G-2/5-week-5/4-worksheet/Computer Worksheet G2 W5.docx
+++ b/2-G-2/5-week-5/4-worksheet/Computer Worksheet G2 W5.docx
@@ -136,7 +136,7 @@
                 <w:bCs/>
                 <w:sz w:val="28"/>
                 <w:szCs w:val="28"/>
-                <w:lang w:val="en-GB"/>
+                <w:lang w:bidi="ar-EG"/>
               </w:rPr>
             </w:pPr>
             <w:r>
@@ -146,7 +146,7 @@
                 <w:bCs/>
                 <w:sz w:val="28"/>
                 <w:szCs w:val="28"/>
-                <w:lang w:val="en-GB"/>
+                <w:lang w:bidi="ar-EG"/>
               </w:rPr>
               <w:t>2</w:t>
             </w:r>
@@ -186,13 +186,12 @@
             <w:pPr>
               <w:jc w:val="center"/>
               <w:rPr>
-                <w:rFonts w:ascii="Comic Sans MS" w:hAnsi="Comic Sans MS" w:hint="cs"/>
+                <w:rFonts w:ascii="Comic Sans MS" w:hAnsi="Comic Sans MS"/>
                 <w:b/>
                 <w:bCs/>
                 <w:sz w:val="28"/>
                 <w:szCs w:val="28"/>
-                <w:rtl/>
-                <w:lang w:val="en-GB" w:bidi="ar-EG"/>
+                <w:lang w:val="en-GB"/>
               </w:rPr>
             </w:pPr>
             <w:r>
@@ -217,7 +216,7 @@
             <w:pPr>
               <w:jc w:val="right"/>
               <w:rPr>
-                <w:rFonts w:asciiTheme="minorBidi" w:hAnsiTheme="minorBidi" w:hint="cs"/>
+                <w:rFonts w:asciiTheme="minorBidi" w:hAnsiTheme="minorBidi"/>
                 <w:b/>
                 <w:bCs/>
                 <w:rtl/>
@@ -242,11 +241,10 @@
             <w:pPr>
               <w:jc w:val="center"/>
               <w:rPr>
-                <w:rFonts w:asciiTheme="minorBidi" w:hAnsiTheme="minorBidi" w:hint="cs"/>
-                <w:b/>
-                <w:bCs/>
-                <w:rtl/>
-                <w:lang w:val="en-GB" w:bidi="ar-EG"/>
+                <w:rFonts w:asciiTheme="minorBidi" w:hAnsiTheme="minorBidi"/>
+                <w:b/>
+                <w:bCs/>
+                <w:lang w:bidi="ar-EG"/>
               </w:rPr>
             </w:pPr>
             <w:r>
@@ -254,7 +252,7 @@
                 <w:rFonts w:asciiTheme="minorBidi" w:hAnsiTheme="minorBidi"/>
                 <w:b/>
                 <w:bCs/>
-                <w:lang w:val="en-GB"/>
+                <w:lang w:bidi="ar-EG"/>
               </w:rPr>
               <w:t>5</w:t>
             </w:r>
@@ -294,12 +292,13 @@
             <w:pPr>
               <w:jc w:val="center"/>
               <w:rPr>
-                <w:rFonts w:ascii="Comic Sans MS" w:hAnsi="Comic Sans MS"/>
+                <w:rFonts w:ascii="Comic Sans MS" w:hAnsi="Comic Sans MS" w:hint="cs"/>
                 <w:b/>
                 <w:bCs/>
                 <w:sz w:val="28"/>
                 <w:szCs w:val="28"/>
-                <w:lang w:val="en-GB"/>
+                <w:rtl/>
+                <w:lang w:bidi="ar-EG"/>
               </w:rPr>
             </w:pPr>
             <w:r>
@@ -309,7 +308,6 @@
                 <w:bCs/>
                 <w:sz w:val="28"/>
                 <w:szCs w:val="28"/>
-                <w:lang w:val="en-GB"/>
               </w:rPr>
               <w:t>Types of Files</w:t>
             </w:r>
@@ -418,7 +416,7 @@
           <w:sz w:val="36"/>
           <w:szCs w:val="36"/>
         </w:rPr>
-        <w:t xml:space="preserve">  )</w:t>
+        <w:t xml:space="preserve">   )</w:t>
       </w:r>
     </w:p>
     <w:p>
@@ -470,17 +468,20 @@
       <w:pPr>
         <w:jc w:val="right"/>
         <w:rPr>
-          <w:bCs/>
-          <w:sz w:val="36"/>
-          <w:szCs w:val="36"/>
+          <w:b/>
+          <w:bCs/>
+          <w:sz w:val="36"/>
+          <w:szCs w:val="36"/>
+          <w:rtl/>
+          <w:lang w:bidi="ar-EG"/>
         </w:rPr>
       </w:pPr>
     </w:p>
     <w:p>
       <w:pPr>
-        <w:jc w:val="right"/>
-        <w:rPr>
-          <w:bCs/>
+        <w:bidi w:val="0"/>
+        <w:rPr>
+          <w:rFonts w:ascii="Lucida Bright" w:hAnsi="Lucida Bright"/>
           <w:sz w:val="36"/>
           <w:szCs w:val="36"/>
         </w:rPr>
@@ -496,13 +497,13 @@
         <mc:AlternateContent>
           <mc:Choice Requires="wps">
             <w:drawing>
-              <wp:anchor distT="0" distB="0" distL="114300" distR="114300" simplePos="0" relativeHeight="251659264" behindDoc="0" locked="0" layoutInCell="1" allowOverlap="1" wp14:anchorId="5A449FCA" wp14:editId="689A00B2">
+              <wp:anchor distT="0" distB="0" distL="114300" distR="114300" simplePos="0" relativeHeight="251659776" behindDoc="0" locked="0" layoutInCell="1" allowOverlap="1" wp14:anchorId="1757D1EC" wp14:editId="379893B1">
                 <wp:simplePos x="0" y="0"/>
                 <wp:positionH relativeFrom="column">
                   <wp:posOffset>0</wp:posOffset>
                 </wp:positionH>
                 <wp:positionV relativeFrom="paragraph">
-                  <wp:posOffset>199390</wp:posOffset>
+                  <wp:posOffset>223308</wp:posOffset>
                 </wp:positionV>
                 <wp:extent cx="6781800" cy="819150"/>
                 <wp:effectExtent l="0" t="0" r="19050" b="19050"/>
@@ -549,9 +550,34 @@
                               <w:rPr>
                                 <w:sz w:val="30"/>
                                 <w:szCs w:val="30"/>
+                                <w:rtl/>
+                                <w:lang w:bidi="ar-EG"/>
+                              </w:rPr>
+                            </w:pPr>
+                            <w:r>
+                              <w:rPr>
+                                <w:sz w:val="30"/>
+                                <w:szCs w:val="30"/>
                                 <w:lang w:val="en-GB"/>
                               </w:rPr>
-                            </w:pPr>
+                              <w:t>Video</w:t>
+                            </w:r>
+                            <w:r>
+                              <w:rPr>
+                                <w:sz w:val="30"/>
+                                <w:szCs w:val="30"/>
+                                <w:lang w:val="en-GB"/>
+                              </w:rPr>
+                              <w:tab/>
+                            </w:r>
+                            <w:r>
+                              <w:rPr>
+                                <w:sz w:val="30"/>
+                                <w:szCs w:val="30"/>
+                                <w:lang w:val="en-GB"/>
+                              </w:rPr>
+                              <w:tab/>
+                            </w:r>
                             <w:r>
                               <w:rPr>
                                 <w:sz w:val="30"/>
@@ -575,7 +601,22 @@
                                 <w:lang w:val="en-GB"/>
                               </w:rPr>
                               <w:tab/>
-                              <w:t>Name</w:t>
+                            </w:r>
+                            <w:r>
+                              <w:rPr>
+                                <w:sz w:val="30"/>
+                                <w:szCs w:val="30"/>
+                                <w:lang w:val="en-GB"/>
+                              </w:rPr>
+                              <w:t>Icon and e</w:t>
+                            </w:r>
+                            <w:r>
+                              <w:rPr>
+                                <w:sz w:val="30"/>
+                                <w:szCs w:val="30"/>
+                                <w:lang w:val="en-GB"/>
+                              </w:rPr>
+                              <w:t>xtension</w:t>
                             </w:r>
                             <w:r>
                               <w:rPr>
@@ -592,6 +633,13 @@
                                 <w:lang w:val="en-GB"/>
                               </w:rPr>
                               <w:tab/>
+                            </w:r>
+                            <w:r>
+                              <w:rPr>
+                                <w:sz w:val="30"/>
+                                <w:szCs w:val="30"/>
+                                <w:lang w:val="en-GB"/>
+                              </w:rPr>
                               <w:t>Extension</w:t>
                             </w:r>
                             <w:r>
@@ -600,33 +648,7 @@
                                 <w:szCs w:val="30"/>
                                 <w:lang w:val="en-GB"/>
                               </w:rPr>
-                              <w:tab/>
-                            </w:r>
-                            <w:r>
-                              <w:rPr>
-                                <w:sz w:val="30"/>
-                                <w:szCs w:val="30"/>
-                                <w:lang w:val="en-GB"/>
-                              </w:rPr>
-                              <w:tab/>
-                              <w:t>Music</w:t>
-                            </w:r>
-                            <w:r>
-                              <w:rPr>
-                                <w:sz w:val="30"/>
-                                <w:szCs w:val="30"/>
-                                <w:lang w:val="en-GB"/>
-                              </w:rPr>
-                              <w:tab/>
-                            </w:r>
-                            <w:r>
-                              <w:rPr>
-                                <w:sz w:val="30"/>
-                                <w:szCs w:val="30"/>
-                                <w:lang w:val="en-GB"/>
-                              </w:rPr>
-                              <w:tab/>
-                              <w:t>Movies and TV</w:t>
+                              <w:t xml:space="preserve"> </w:t>
                             </w:r>
                           </w:p>
                         </w:txbxContent>
@@ -651,7 +673,7 @@
           </mc:Choice>
           <mc:Fallback>
             <w:pict>
-              <v:roundrect w14:anchorId="5A449FCA" id="Rounded Rectangle 3" o:spid="_x0000_s1026" style="position:absolute;margin-left:0;margin-top:15.7pt;width:534pt;height:64.5pt;z-index:251659264;visibility:visible;mso-wrap-style:square;mso-width-percent:0;mso-height-percent:0;mso-wrap-distance-left:9pt;mso-wrap-distance-top:0;mso-wrap-distance-right:9pt;mso-wrap-distance-bottom:0;mso-position-horizontal:absolute;mso-position-horizontal-relative:text;mso-position-vertical:absolute;mso-position-vertical-relative:text;mso-width-percent:0;mso-height-percent:0;mso-width-relative:margin;mso-height-relative:margin;v-text-anchor:middle" arcsize="10923f" o:gfxdata="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" fillcolor="white [3201]" strokecolor="black [3213]" strokeweight="2pt">
+              <v:roundrect w14:anchorId="1757D1EC" id="Rounded Rectangle 3" o:spid="_x0000_s1026" style="position:absolute;margin-left:0;margin-top:17.6pt;width:534pt;height:64.5pt;z-index:251659776;visibility:visible;mso-wrap-style:square;mso-width-percent:0;mso-height-percent:0;mso-wrap-distance-left:9pt;mso-wrap-distance-top:0;mso-wrap-distance-right:9pt;mso-wrap-distance-bottom:0;mso-position-horizontal:absolute;mso-position-horizontal-relative:text;mso-position-vertical:absolute;mso-position-vertical-relative:text;mso-width-percent:0;mso-height-percent:0;mso-width-relative:margin;mso-height-relative:margin;v-text-anchor:middle" arcsize="10923f" o:gfxdata="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" fillcolor="white [3201]" strokecolor="black [3213]" strokeweight="2pt">
                 <v:textbox>
                   <w:txbxContent>
                     <w:p>
@@ -660,9 +682,34 @@
                         <w:rPr>
                           <w:sz w:val="30"/>
                           <w:szCs w:val="30"/>
+                          <w:rtl/>
+                          <w:lang w:bidi="ar-EG"/>
+                        </w:rPr>
+                      </w:pPr>
+                      <w:r>
+                        <w:rPr>
+                          <w:sz w:val="30"/>
+                          <w:szCs w:val="30"/>
                           <w:lang w:val="en-GB"/>
                         </w:rPr>
-                      </w:pPr>
+                        <w:t>Video</w:t>
+                      </w:r>
+                      <w:r>
+                        <w:rPr>
+                          <w:sz w:val="30"/>
+                          <w:szCs w:val="30"/>
+                          <w:lang w:val="en-GB"/>
+                        </w:rPr>
+                        <w:tab/>
+                      </w:r>
+                      <w:r>
+                        <w:rPr>
+                          <w:sz w:val="30"/>
+                          <w:szCs w:val="30"/>
+                          <w:lang w:val="en-GB"/>
+                        </w:rPr>
+                        <w:tab/>
+                      </w:r>
                       <w:r>
                         <w:rPr>
                           <w:sz w:val="30"/>
@@ -686,7 +733,22 @@
                           <w:lang w:val="en-GB"/>
                         </w:rPr>
                         <w:tab/>
-                        <w:t>Name</w:t>
+                      </w:r>
+                      <w:r>
+                        <w:rPr>
+                          <w:sz w:val="30"/>
+                          <w:szCs w:val="30"/>
+                          <w:lang w:val="en-GB"/>
+                        </w:rPr>
+                        <w:t>Icon and e</w:t>
+                      </w:r>
+                      <w:r>
+                        <w:rPr>
+                          <w:sz w:val="30"/>
+                          <w:szCs w:val="30"/>
+                          <w:lang w:val="en-GB"/>
+                        </w:rPr>
+                        <w:t>xtension</w:t>
                       </w:r>
                       <w:r>
                         <w:rPr>
@@ -703,6 +765,13 @@
                           <w:lang w:val="en-GB"/>
                         </w:rPr>
                         <w:tab/>
+                      </w:r>
+                      <w:r>
+                        <w:rPr>
+                          <w:sz w:val="30"/>
+                          <w:szCs w:val="30"/>
+                          <w:lang w:val="en-GB"/>
+                        </w:rPr>
                         <w:t>Extension</w:t>
                       </w:r>
                       <w:r>
@@ -711,33 +780,7 @@
                           <w:szCs w:val="30"/>
                           <w:lang w:val="en-GB"/>
                         </w:rPr>
-                        <w:tab/>
-                      </w:r>
-                      <w:r>
-                        <w:rPr>
-                          <w:sz w:val="30"/>
-                          <w:szCs w:val="30"/>
-                          <w:lang w:val="en-GB"/>
-                        </w:rPr>
-                        <w:tab/>
-                        <w:t>Music</w:t>
-                      </w:r>
-                      <w:r>
-                        <w:rPr>
-                          <w:sz w:val="30"/>
-                          <w:szCs w:val="30"/>
-                          <w:lang w:val="en-GB"/>
-                        </w:rPr>
-                        <w:tab/>
-                      </w:r>
-                      <w:r>
-                        <w:rPr>
-                          <w:sz w:val="30"/>
-                          <w:szCs w:val="30"/>
-                          <w:lang w:val="en-GB"/>
-                        </w:rPr>
-                        <w:tab/>
-                        <w:t>Movies and TV</w:t>
+                        <w:t xml:space="preserve"> </w:t>
                       </w:r>
                     </w:p>
                   </w:txbxContent>
@@ -750,26 +793,7 @@
     </w:p>
     <w:p>
       <w:pPr>
-        <w:jc w:val="right"/>
-        <w:rPr>
-          <w:bCs/>
-          <w:sz w:val="36"/>
-          <w:szCs w:val="36"/>
-        </w:rPr>
-      </w:pPr>
-    </w:p>
-    <w:p>
-      <w:pPr>
-        <w:jc w:val="right"/>
-        <w:rPr>
-          <w:bCs/>
-          <w:sz w:val="36"/>
-          <w:szCs w:val="36"/>
-        </w:rPr>
-      </w:pPr>
-    </w:p>
-    <w:p>
-      <w:pPr>
+        <w:spacing w:line="360" w:lineRule="auto"/>
         <w:jc w:val="right"/>
         <w:rPr>
           <w:bCs/>
@@ -786,6 +810,8 @@
           <w:bCs/>
           <w:sz w:val="36"/>
           <w:szCs w:val="36"/>
+          <w:rtl/>
+          <w:lang w:bidi="ar-EG"/>
         </w:rPr>
       </w:pPr>
     </w:p>
@@ -797,6 +823,20 @@
           <w:bCs/>
           <w:sz w:val="36"/>
           <w:szCs w:val="36"/>
+          <w:lang w:bidi="ar-EG"/>
+        </w:rPr>
+      </w:pPr>
+    </w:p>
+    <w:p>
+      <w:pPr>
+        <w:spacing w:line="360" w:lineRule="auto"/>
+        <w:jc w:val="right"/>
+        <w:rPr>
+          <w:bCs/>
+          <w:sz w:val="36"/>
+          <w:szCs w:val="36"/>
+          <w:rtl/>
+          <w:lang w:bidi="ar-EG"/>
         </w:rPr>
       </w:pPr>
       <w:r>
@@ -900,33 +940,146 @@
     </w:p>
     <w:p>
       <w:pPr>
-        <w:spacing w:line="360" w:lineRule="auto"/>
-        <w:jc w:val="right"/>
-        <w:rPr>
-          <w:bCs/>
-          <w:sz w:val="36"/>
-          <w:szCs w:val="36"/>
-        </w:rPr>
-      </w:pPr>
-    </w:p>
-    <w:p>
-      <w:pPr>
-        <w:spacing w:line="360" w:lineRule="auto"/>
-        <w:jc w:val="right"/>
-        <w:rPr>
-          <w:b/>
-          <w:bCs/>
+        <w:bidi w:val="0"/>
+        <w:rPr>
+          <w:rFonts w:ascii="Lucida Bright" w:hAnsi="Lucida Bright"/>
           <w:sz w:val="36"/>
           <w:szCs w:val="36"/>
         </w:rPr>
       </w:pPr>
       <w:r>
         <w:rPr>
-          <w:bCs/>
-          <w:sz w:val="36"/>
-          <w:szCs w:val="36"/>
-        </w:rPr>
-        <w:t>5. __________ is used to watch a video on a computer.</w:t>
+          <w:rFonts w:ascii="Lucida Bright" w:hAnsi="Lucida Bright"/>
+          <w:noProof/>
+          <w:sz w:val="36"/>
+          <w:szCs w:val="36"/>
+        </w:rPr>
+        <mc:AlternateContent>
+          <mc:Choice Requires="wps">
+            <w:drawing>
+              <wp:anchor distT="45720" distB="45720" distL="114300" distR="114300" simplePos="0" relativeHeight="251654656" behindDoc="0" locked="0" layoutInCell="1" allowOverlap="1" wp14:anchorId="20D99B0E" wp14:editId="04795AC1">
+                <wp:simplePos x="0" y="0"/>
+                <wp:positionH relativeFrom="column">
+                  <wp:posOffset>2159847</wp:posOffset>
+                </wp:positionH>
+                <wp:positionV relativeFrom="paragraph">
+                  <wp:posOffset>1287992</wp:posOffset>
+                </wp:positionV>
+                <wp:extent cx="2360930" cy="1404620"/>
+                <wp:effectExtent l="0" t="0" r="19050" b="24130"/>
+                <wp:wrapNone/>
+                <wp:docPr id="217" name="Text Box 2"/>
+                <wp:cNvGraphicFramePr>
+                  <a:graphicFrameLocks xmlns:a="http://schemas.openxmlformats.org/drawingml/2006/main"/>
+                </wp:cNvGraphicFramePr>
+                <a:graphic xmlns:a="http://schemas.openxmlformats.org/drawingml/2006/main">
+                  <a:graphicData uri="http://schemas.microsoft.com/office/word/2010/wordprocessingShape">
+                    <wps:wsp>
+                      <wps:cNvSpPr txBox="1">
+                        <a:spLocks noChangeArrowheads="1"/>
+                      </wps:cNvSpPr>
+                      <wps:spPr bwMode="auto">
+                        <a:xfrm>
+                          <a:off x="0" y="0"/>
+                          <a:ext cx="2360930" cy="1404620"/>
+                        </a:xfrm>
+                        <a:prstGeom prst="rect">
+                          <a:avLst/>
+                        </a:prstGeom>
+                        <a:solidFill>
+                          <a:srgbClr val="FFFFFF"/>
+                        </a:solidFill>
+                        <a:ln w="9525">
+                          <a:solidFill>
+                            <a:srgbClr val="000000"/>
+                          </a:solidFill>
+                          <a:miter lim="800000"/>
+                          <a:headEnd/>
+                          <a:tailEnd/>
+                        </a:ln>
+                      </wps:spPr>
+                      <wps:txbx>
+                        <w:txbxContent>
+                          <w:p>
+                            <w:pPr>
+                              <w:bidi w:val="0"/>
+                              <w:jc w:val="center"/>
+                              <w:rPr>
+                                <w:rFonts w:ascii="Lucida Bright" w:hAnsi="Lucida Bright"/>
+                                <w:b/>
+                                <w:bCs/>
+                                <w:sz w:val="72"/>
+                                <w:szCs w:val="72"/>
+                              </w:rPr>
+                            </w:pPr>
+                            <w:r>
+                              <w:rPr>
+                                <w:rFonts w:ascii="Lucida Bright" w:hAnsi="Lucida Bright"/>
+                                <w:b/>
+                                <w:bCs/>
+                                <w:sz w:val="72"/>
+                                <w:szCs w:val="72"/>
+                              </w:rPr>
+                              <w:t>Good Luck</w:t>
+                            </w:r>
+                          </w:p>
+                          <w:p/>
+                        </w:txbxContent>
+                      </wps:txbx>
+                      <wps:bodyPr rot="0" vert="horz" wrap="square" lIns="91440" tIns="45720" rIns="91440" bIns="45720" anchor="t" anchorCtr="0">
+                        <a:spAutoFit/>
+                      </wps:bodyPr>
+                    </wps:wsp>
+                  </a:graphicData>
+                </a:graphic>
+                <wp14:sizeRelH relativeFrom="margin">
+                  <wp14:pctWidth>40000</wp14:pctWidth>
+                </wp14:sizeRelH>
+                <wp14:sizeRelV relativeFrom="margin">
+                  <wp14:pctHeight>20000</wp14:pctHeight>
+                </wp14:sizeRelV>
+              </wp:anchor>
+            </w:drawing>
+          </mc:Choice>
+          <mc:Fallback>
+            <w:pict>
+              <v:shapetype w14:anchorId="20D99B0E" id="_x0000_t202" coordsize="21600,21600" o:spt="202" path="m,l,21600r21600,l21600,xe">
+                <v:stroke joinstyle="miter"/>
+                <v:path gradientshapeok="t" o:connecttype="rect"/>
+              </v:shapetype>
+              <v:shape id="Text Box 2" o:spid="_x0000_s1027" type="#_x0000_t202" style="position:absolute;margin-left:170.05pt;margin-top:101.4pt;width:185.9pt;height:110.6pt;z-index:251654656;visibility:visible;mso-wrap-style:square;mso-width-percent:400;mso-height-percent:200;mso-wrap-distance-left:9pt;mso-wrap-distance-top:3.6pt;mso-wrap-distance-right:9pt;mso-wrap-distance-bottom:3.6pt;mso-position-horizontal:absolute;mso-position-horizontal-relative:text;mso-position-vertical:absolute;mso-position-vertical-relative:text;mso-width-percent:400;mso-height-percent:200;mso-width-relative:margin;mso-height-relative:margin;v-text-anchor:top" o:gfxdata="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">
+                <v:textbox style="mso-fit-shape-to-text:t">
+                  <w:txbxContent>
+                    <w:p>
+                      <w:pPr>
+                        <w:bidi w:val="0"/>
+                        <w:jc w:val="center"/>
+                        <w:rPr>
+                          <w:rFonts w:ascii="Lucida Bright" w:hAnsi="Lucida Bright"/>
+                          <w:b/>
+                          <w:bCs/>
+                          <w:sz w:val="72"/>
+                          <w:szCs w:val="72"/>
+                        </w:rPr>
+                      </w:pPr>
+                      <w:r>
+                        <w:rPr>
+                          <w:rFonts w:ascii="Lucida Bright" w:hAnsi="Lucida Bright"/>
+                          <w:b/>
+                          <w:bCs/>
+                          <w:sz w:val="72"/>
+                          <w:szCs w:val="72"/>
+                        </w:rPr>
+                        <w:t>Good Luck</w:t>
+                      </w:r>
+                    </w:p>
+                    <w:p/>
+                  </w:txbxContent>
+                </v:textbox>
+              </v:shape>
+            </w:pict>
+          </mc:Fallback>
+        </mc:AlternateContent>
       </w:r>
     </w:p>
     <w:sectPr>
@@ -999,7 +1152,7 @@
         <wp:inline distT="0" distB="0" distL="0" distR="0" wp14:anchorId="4CEA2919" wp14:editId="4B50BB98">
           <wp:extent cx="6858000" cy="975360"/>
           <wp:effectExtent l="0" t="0" r="0" b="0"/>
-          <wp:docPr id="1946312828" name="صورة 1"/>
+          <wp:docPr id="2144029153" name="صورة 1"/>
           <wp:cNvGraphicFramePr>
             <a:graphicFrameLocks xmlns:a="http://schemas.openxmlformats.org/drawingml/2006/main" noChangeAspect="1"/>
           </wp:cNvGraphicFramePr>
@@ -1453,7 +1606,6 @@
   <w:style w:type="character" w:default="1" w:styleId="DefaultParagraphFont">
     <w:name w:val="Default Paragraph Font"/>
     <w:uiPriority w:val="1"/>
-    <w:semiHidden/>
     <w:unhideWhenUsed/>
   </w:style>
   <w:style w:type="table" w:default="1" w:styleId="TableNormal">
@@ -1588,7 +1740,7 @@
     <w:basedOn w:val="Normal"/>
     <w:uiPriority w:val="34"/>
     <w:qFormat/>
-    <w:rsid w:val="00B67E9B"/>
+    <w:rsid w:val="00E077F1"/>
     <w:pPr>
       <w:ind w:left="720"/>
       <w:contextualSpacing/>
@@ -1887,7 +2039,7 @@
 </file>
 
 <file path=customXml/itemProps1.xml><?xml version="1.0" encoding="utf-8"?>
-<ds:datastoreItem xmlns:ds="http://schemas.openxmlformats.org/officeDocument/2006/customXml" ds:itemID="{975B88C9-32C6-4825-8D5D-3991ED8B711F}">
+<ds:datastoreItem xmlns:ds="http://schemas.openxmlformats.org/officeDocument/2006/customXml" ds:itemID="{2324520D-4118-42FB-AB4C-EDC1F1BA75B1}">
   <ds:schemaRefs>
     <ds:schemaRef ds:uri="http://schemas.openxmlformats.org/officeDocument/2006/bibliography"/>
   </ds:schemaRefs>
